--- a/Science Books/Physics/Volume overview/20 - Physics Self Reference and the Strange Loop - Funny.docx
+++ b/Science Books/Physics/Volume overview/20 - Physics Self Reference and the Strange Loop - Funny.docx
@@ -262,7 +262,7 @@
         <w:jc w:val="both"/>
       </w:pPr>
       <w:r>
-        <w:t xml:space="preserve">One water molecule is not wet. One molecule does not have a temperature in the ordinary macroscopic sense. One person is not a traffic jam. Yet water can be wet, a gas can have a temperature, and a city can have traffic.</w:t>
+        <w:t>As Chapter 15 already showed with a single water molecule: one water molecule is not wet, and it has no temperature in the ordinary macroscopic sense. One person is not a traffic jam. Yet water can be wet, a gas can have a temperature, and a city can have traffic.</w:t>
       </w:r>
     </w:p>
     <w:p>

--- a/Science Books/Physics/Volume overview/20 - Physics Self Reference and the Strange Loop - Funny.docx
+++ b/Science Books/Physics/Volume overview/20 - Physics Self Reference and the Strange Loop - Funny.docx
@@ -9,7 +9,7 @@
         <w:jc w:val="center"/>
       </w:pPr>
       <w:r>
-        <w:t>Science for Everyone</w:t>
+        <w:t>Physics, Actually</w:t>
       </w:r>
     </w:p>
     <w:p>
